--- a/functions/templates/proposal-template.docx
+++ b/functions/templates/proposal-template.docx
@@ -2,17 +2,6 @@
 <file path=word/document.xml><?xml version="1.0" encoding="utf-8"?>
 <w:document xmlns:wpc="http://schemas.microsoft.com/office/word/2010/wordprocessingCanvas" xmlns:cx="http://schemas.microsoft.com/office/drawing/2014/chartex" xmlns:cx1="http://schemas.microsoft.com/office/drawing/2015/9/8/chartex" xmlns:cx2="http://schemas.microsoft.com/office/drawing/2015/10/21/chartex" xmlns:cx3="http://schemas.microsoft.com/office/drawing/2016/5/9/chartex" xmlns:cx4="http://schemas.microsoft.com/office/drawing/2016/5/10/chartex" xmlns:cx5="http://schemas.microsoft.com/office/drawing/2016/5/11/chartex" xmlns:cx6="http://schemas.microsoft.com/office/drawing/2016/5/12/chartex" xmlns:cx7="http://schemas.microsoft.com/office/drawing/2016/5/13/chartex" xmlns:cx8="http://schemas.microsoft.com/office/drawing/2016/5/14/chartex" xmlns:mc="http://schemas.openxmlformats.org/markup-compatibility/2006" xmlns:aink="http://schemas.microsoft.com/office/drawing/2016/ink" xmlns:am3d="http://schemas.microsoft.com/office/drawing/2017/model3d" xmlns:o="urn:schemas-microsoft-com:office:office" xmlns:oel="http://schemas.microsoft.com/office/2019/extlst" xmlns:r="http://schemas.openxmlformats.org/officeDocument/2006/relationships" xmlns:m="http://schemas.openxmlformats.org/officeDocument/2006/math" xmlns:v="urn:schemas-microsoft-com:vml" xmlns:wp14="http://schemas.microsoft.com/office/word/2010/wordprocessingDrawing" xmlns:wp="http://schemas.openxmlformats.org/drawingml/2006/wordprocessingDrawing" xmlns:w10="urn:schemas-microsoft-com:office:word" xmlns:w="http://schemas.openxmlformats.org/wordprocessingml/2006/main" xmlns:w14="http://schemas.microsoft.com/office/word/2010/wordml" xmlns:w15="http://schemas.microsoft.com/office/word/2012/wordml" xmlns:w16cex="http://schemas.microsoft.com/office/word/2018/wordml/cex" xmlns:w16cid="http://schemas.microsoft.com/office/word/2016/wordml/cid" xmlns:w16="http://schemas.microsoft.com/office/word/2018/wordml" xmlns:w16du="http://schemas.microsoft.com/office/word/2023/wordml/word16du" xmlns:w16sdtdh="http://schemas.microsoft.com/office/word/2020/wordml/sdtdatahash" xmlns:w16sdtfl="http://schemas.microsoft.com/office/word/2024/wordml/sdtformatlock" xmlns:w16se="http://schemas.microsoft.com/office/word/2015/wordml/symex" xmlns:wpg="http://schemas.microsoft.com/office/word/2010/wordprocessingGroup" xmlns:wpi="http://schemas.microsoft.com/office/word/2010/wordprocessingInk" xmlns:wne="http://schemas.microsoft.com/office/word/2006/wordml" xmlns:wps="http://schemas.microsoft.com/office/word/2010/wordprocessingShape" mc:Ignorable="w14 w15 w16se w16cid w16 w16cex w16sdtdh w16sdtfl w16du wp14">
   <w:body>
-    <w:p>
-      <w:pPr>
-        <w:spacing w:after="0"/>
-        <w:jc w:val="center"/>
-        <w:rPr>
-          <w:b/>
-          <w:color w:val="1E3E68"/>
-          <w:sz w:val="36"/>
-        </w:rPr>
-      </w:pPr>
-    </w:p>
     <w:p/>
     <w:sectPr>
       <w:headerReference w:type="default" r:id="rId8"/>
@@ -70,39 +59,7 @@
         <w:i/>
         <w:sz w:val="18"/>
       </w:rPr>
-      <w:t xml:space="preserve">This proposal and all materials contained herein are confidential and proprietary to </w:t>
-    </w:r>
-    <w:proofErr w:type="spellStart"/>
-    <w:r>
-      <w:rPr>
-        <w:i/>
-        <w:sz w:val="18"/>
-      </w:rPr>
-      <w:t>MeridianLink</w:t>
-    </w:r>
-    <w:proofErr w:type="spellEnd"/>
-    <w:r>
-      <w:rPr>
-        <w:i/>
-        <w:sz w:val="18"/>
-      </w:rPr>
-      <w:t xml:space="preserve">, Inc. This document is intended solely for the use of the recipient and may not be reproduced, distributed, or disclosed to third parties without prior written consent. © 2026 </w:t>
-    </w:r>
-    <w:proofErr w:type="spellStart"/>
-    <w:r>
-      <w:rPr>
-        <w:i/>
-        <w:sz w:val="18"/>
-      </w:rPr>
-      <w:t>MeridianLink</w:t>
-    </w:r>
-    <w:proofErr w:type="spellEnd"/>
-    <w:r>
-      <w:rPr>
-        <w:i/>
-        <w:sz w:val="18"/>
-      </w:rPr>
-      <w:t>, Inc. All rights reserved.</w:t>
+      <w:t>This proposal and all materials contained herein are confidential and proprietary to MeridianLink, Inc. This document is intended solely for the use of the recipient and may not be reproduced, distributed, or disclosed to third parties without prior written consent. © 2026 MeridianLink, Inc. All rights reserved.</w:t>
     </w:r>
   </w:p>
   <w:p>
